--- a/docs/01_프로젝트_기획서.docx
+++ b/docs/01_프로젝트_기획서.docx
@@ -197,7 +197,7 @@
           <w:p>
             <w:r/>
             <w:r>
-              <w:t>초안 v0.1 — 제출 기획서(첨부 03) + 2026-09-29 메일로 받은 실제 성적서 3건의 구조 기반</w:t>
+              <w:t>v0.2 (2026-09-30) — 10장 질문 1~5 제출자 답 반영(11장). 라벨 사진 세트는 2026-10-01 오전 수령 예정</w:t>
             </w:r>
           </w:p>
         </w:tc>
@@ -379,16 +379,27 @@
         <w:pStyle w:val="ListNumber"/>
       </w:pPr>
       <w:r>
-        <w:t xml:space="preserve">과제 A 와 같은 </w:t>
+        <w:rPr>
+          <w:b/>
+        </w:rPr>
+        <w:t>폐쇄망 모드(기본 꺼짐, 켤 수 있음)</w:t>
       </w:r>
+      <w:r>
+        <w:t xml:space="preserve"> — 2026-09-30 제출자 답 「폐쇄망으로 안 해도 될 듯」에 따라 기본을 껐습니다. 켜면 인터넷 없는 사내 PC 에서도 index.html 만 열어 동작하고 AI 도우미를 숨깁니다.</w:t>
+      </w:r>
+    </w:p>
+    <w:p>
+      <w:pPr>
+        <w:pStyle w:val="ListNumber"/>
+      </w:pPr>
       <w:r>
         <w:rPr>
           <w:b/>
         </w:rPr>
-        <w:t>폐쇄망 모드(기본 켬)</w:t>
+        <w:t>같은 위치 다른 제품 사진 비교</w:t>
       </w:r>
       <w:r>
-        <w:t xml:space="preserve"> — 인터넷 없는 사내 PC 에서도 index.html 만 열면 동작.</w:t>
+        <w:t xml:space="preserve"> — 사진 판정 화면에서 같은 기종·부품의 다른 Serial 사진을 같은 위치끼리 나란히(2026-09-30 추가, 11.2 참고).</w:t>
       </w:r>
     </w:p>
     <w:p>
@@ -720,7 +731,16 @@
         <w:t>라벨된 정상/누락 사진 세트는 아직 없습니다.</w:t>
       </w:r>
       <w:r>
-        <w:t xml:space="preserve"> 4대 묶음의 24장을 눈으로 봤지만 어느 사진이 불량인지 가려내지 못했습니다(10장 질문 1).</w:t>
+        <w:t xml:space="preserve"> 4대 묶음의 24장을 눈으로 봤지만 어느 사진이 불량인지 가려내지 못했습니다(10장 질문 1). → 2026-09-30 답: </w:t>
+      </w:r>
+      <w:r>
+        <w:rPr>
+          <w:b/>
+        </w:rPr>
+        <w:t>Serial 끝 60 의 B·E</w:t>
+      </w:r>
+      <w:r>
+        <w:t>(11.2). 라벨 사진 세트는 2026-10-01 오전 수령 예정(11.3).</w:t>
       </w:r>
     </w:p>
     <w:p>
@@ -883,7 +903,7 @@
           <w:p>
             <w:r/>
             <w:r>
-              <w:t>사람이 판정(양호 / 누락 의심 / 판독 불가). AI 는 제안만, 폐쇄망 모드 기본이라 꺼져 있음</w:t>
+              <w:t>사람이 판정(양호 / 누락 의심 / 판독 불가). AI 는 제안만(폐쇄망 모드를 켜면 숨김, v0.2 부터 기본 꺼짐). 같은 위치 다른 Serial 사진 나란히 비교(v0.2)</w:t>
             </w:r>
           </w:p>
         </w:tc>
@@ -1419,7 +1439,7 @@
           <w:p>
             <w:r/>
             <w:r>
-              <w:t>폐쇄망 모드(기본)에서는 둘 다 숨김. 키는 브라우저에만</w:t>
+              <w:t>폐쇄망 모드(기본 꺼짐, 켜면)에서는 둘 다 숨김. 키는 브라우저에만</w:t>
             </w:r>
           </w:p>
         </w:tc>
@@ -1862,7 +1882,13 @@
           <w:p>
             <w:r/>
             <w:r>
-              <w:t>오류</w:t>
+              <w:t xml:space="preserve">오류. 단 같은 파일에 작성된 시트가 있으면 빈 시트는 </w:t>
+            </w:r>
+            <w:r>
+              <w:rPr>
+                <w:b/>
+              </w:rPr>
+              <w:t>참고(쓰지 않은 양식, 건너뜀)</w:t>
             </w:r>
           </w:p>
         </w:tc>
@@ -1873,7 +1899,7 @@
           <w:p>
             <w:r/>
             <w:r>
-              <w:t>Arm 시트</w:t>
+              <w:t>Arm 시트. 2026-09-30 답: Arm·Boom 은 짝이 아니고 부품에 맞춰 양식을 달리 씀</w:t>
             </w:r>
           </w:p>
         </w:tc>
@@ -1919,7 +1945,7 @@
         <w:pStyle w:val="Heading1"/>
       </w:pPr>
       <w:r>
-        <w:t>10. 확인 필요 사항 (수강생께)</w:t>
+        <w:t>10. 확인 필요 사항 (수강생께) — 1~5 는 2026-09-30 답을 받았습니다(11장)</w:t>
       </w:r>
     </w:p>
     <w:p>
@@ -2247,7 +2273,7 @@
           <w:p>
             <w:r/>
             <w:r>
-              <w:t>오류 「빈 성적서」</w:t>
+              <w:t>~~오류 「빈 성적서」~~ → 참고 「쓰지 않은 양식 시트, 건너뜀」(v0.2)</w:t>
             </w:r>
           </w:p>
         </w:tc>
@@ -2311,6 +2337,593 @@
       </w:r>
       <w:r>
         <w:t>이었습니다(모양 지문 최소 거리 40 &gt; 기준 24).</w:t>
+      </w:r>
+    </w:p>
+    <w:p>
+      <w:pPr>
+        <w:pStyle w:val="Heading1"/>
+      </w:pPr>
+      <w:r>
+        <w:t>11. 2026-09-30 반영 — 제출자 답변</w:t>
+      </w:r>
+    </w:p>
+    <w:p>
+      <w:r>
+        <w:t>원문: [docs/source/2026-09-30_패들릿_답변.md](source/2026-09-30_패들릿_답변.md) (2026-09-29 16:28 KST 게시물)</w:t>
+      </w:r>
+    </w:p>
+    <w:p>
+      <w:pPr>
+        <w:pStyle w:val="Heading2"/>
+      </w:pPr>
+      <w:r>
+        <w:t>11.1 확정값</w:t>
+      </w:r>
+    </w:p>
+    <w:tbl>
+      <w:tblPr>
+        <w:tblStyle w:val="TableGrid"/>
+        <w:tblW w:type="auto" w:w="0"/>
+        <w:tblLook w:firstColumn="1" w:firstRow="1" w:lastColumn="0" w:lastRow="0" w:noHBand="0" w:noVBand="1" w:val="04A0"/>
+      </w:tblPr>
+      <w:tblGrid>
+        <w:gridCol w:w="2880"/>
+        <w:gridCol w:w="2880"/>
+        <w:gridCol w:w="2880"/>
+      </w:tblGrid>
+      <w:tr>
+        <w:tc>
+          <w:tcPr>
+            <w:tcW w:type="dxa" w:w="2880"/>
+          </w:tcPr>
+          <w:p>
+            <w:r>
+              <w:rPr>
+                <w:b/>
+              </w:rPr>
+            </w:r>
+            <w:r>
+              <w:rPr>
+                <w:b/>
+              </w:rPr>
+              <w:t>10장 질문</w:t>
+            </w:r>
+          </w:p>
+        </w:tc>
+        <w:tc>
+          <w:tcPr>
+            <w:tcW w:type="dxa" w:w="2880"/>
+          </w:tcPr>
+          <w:p>
+            <w:r>
+              <w:rPr>
+                <w:b/>
+              </w:rPr>
+            </w:r>
+            <w:r>
+              <w:rPr>
+                <w:b/>
+              </w:rPr>
+              <w:t>답 (원문 요지)</w:t>
+            </w:r>
+          </w:p>
+        </w:tc>
+        <w:tc>
+          <w:tcPr>
+            <w:tcW w:type="dxa" w:w="2880"/>
+          </w:tcPr>
+          <w:p>
+            <w:r>
+              <w:rPr>
+                <w:b/>
+              </w:rPr>
+            </w:r>
+            <w:r>
+              <w:rPr>
+                <w:b/>
+              </w:rPr>
+              <w:t>도구에 반영</w:t>
+            </w:r>
+          </w:p>
+        </w:tc>
+      </w:tr>
+      <w:tr>
+        <w:tc>
+          <w:tcPr>
+            <w:tcW w:type="dxa" w:w="2880"/>
+          </w:tcPr>
+          <w:p>
+            <w:r/>
+            <w:r>
+              <w:t>1. VDK14W 불량 위치</w:t>
+            </w:r>
+          </w:p>
+        </w:tc>
+        <w:tc>
+          <w:tcPr>
+            <w:tcW w:type="dxa" w:w="2880"/>
+          </w:tcPr>
+          <w:p>
+            <w:r/>
+            <w:r>
+              <w:rPr>
+                <w:b/>
+              </w:rPr>
+              <w:t>Serial 끝 60(SJ25D60), 위치 B·E</w:t>
+            </w:r>
+          </w:p>
+        </w:tc>
+        <w:tc>
+          <w:tcPr>
+            <w:tcW w:type="dxa" w:w="2880"/>
+          </w:tcPr>
+          <w:p>
+            <w:r/>
+            <w:r>
+              <w:t>규칙 점검 결과를 다시 확인(11.2). 라벨 사진 세트의 첫 「누락」 사례로 지정</w:t>
+            </w:r>
+          </w:p>
+        </w:tc>
+      </w:tr>
+      <w:tr>
+        <w:tc>
+          <w:tcPr>
+            <w:tcW w:type="dxa" w:w="2880"/>
+          </w:tcPr>
+          <w:p>
+            <w:r/>
+            <w:r>
+              <w:t>2. .xlsx 제출 가능</w:t>
+            </w:r>
+          </w:p>
+        </w:tc>
+        <w:tc>
+          <w:tcPr>
+            <w:tcW w:type="dxa" w:w="2880"/>
+          </w:tcPr>
+          <w:p>
+            <w:r/>
+            <w:r>
+              <w:t xml:space="preserve">협력사는 </w:t>
+            </w:r>
+            <w:r>
+              <w:rPr>
+                <w:b/>
+              </w:rPr>
+              <w:t>.xlsx 로 작성·제출</w:t>
+            </w:r>
+          </w:p>
+        </w:tc>
+        <w:tc>
+          <w:tcPr>
+            <w:tcW w:type="dxa" w:w="2880"/>
+          </w:tcPr>
+          <w:p>
+            <w:r/>
+            <w:r>
+              <w:t>확인됨. 구현 그대로(.xlsx 읽기). .xls 안내는 예외 상황용으로 남김</w:t>
+            </w:r>
+          </w:p>
+        </w:tc>
+      </w:tr>
+      <w:tr>
+        <w:tc>
+          <w:tcPr>
+            <w:tcW w:type="dxa" w:w="2880"/>
+          </w:tcPr>
+          <w:p>
+            <w:r/>
+            <w:r>
+              <w:t>3. Arm·Boom 짝 여부</w:t>
+            </w:r>
+          </w:p>
+        </w:tc>
+        <w:tc>
+          <w:tcPr>
+            <w:tcW w:type="dxa" w:w="2880"/>
+          </w:tcPr>
+          <w:p>
+            <w:r/>
+            <w:r>
+              <w:rPr>
+                <w:b/>
+              </w:rPr>
+              <w:t>짝이 아님.</w:t>
+            </w:r>
+            <w:r>
+              <w:t xml:space="preserve"> 협력사가 만드는 부품에 맞춰 양식을 달리 씀</w:t>
+            </w:r>
+          </w:p>
+        </w:tc>
+        <w:tc>
+          <w:tcPr>
+            <w:tcW w:type="dxa" w:w="2880"/>
+          </w:tcPr>
+          <w:p>
+            <w:r/>
+            <w:r>
+              <w:t>같은 파일에 작성된 시트가 있으면 빈 시트는 오류가 아니라 「참고 — 쓰지 않은 양식 시트, 건너뜀」. 파일 전체가 빈 시트뿐이면 여전히 오류</w:t>
+            </w:r>
+          </w:p>
+        </w:tc>
+      </w:tr>
+      <w:tr>
+        <w:tc>
+          <w:tcPr>
+            <w:tcW w:type="dxa" w:w="2880"/>
+          </w:tcPr>
+          <w:p>
+            <w:r/>
+            <w:r>
+              <w:t>4. 용접사 실명 누적</w:t>
+            </w:r>
+          </w:p>
+        </w:tc>
+        <w:tc>
+          <w:tcPr>
+            <w:tcW w:type="dxa" w:w="2880"/>
+          </w:tcPr>
+          <w:p>
+            <w:r/>
+            <w:r>
+              <w:rPr>
+                <w:b/>
+              </w:rPr>
+              <w:t>실명 누적 가능</w:t>
+            </w:r>
+          </w:p>
+        </w:tc>
+        <w:tc>
+          <w:tcPr>
+            <w:tcW w:type="dxa" w:w="2880"/>
+          </w:tcPr>
+          <w:p>
+            <w:r/>
+            <w:r>
+              <w:t>확인됨. 용접사별 누적 화면의 개인정보 주의 문구를 「제출자 확인됨」으로 바꿈. 사번 전환 제안은 거둠</w:t>
+            </w:r>
+          </w:p>
+        </w:tc>
+      </w:tr>
+      <w:tr>
+        <w:tc>
+          <w:tcPr>
+            <w:tcW w:type="dxa" w:w="2880"/>
+          </w:tcPr>
+          <w:p>
+            <w:r/>
+            <w:r>
+              <w:t>5. 폐쇄망 요구</w:t>
+            </w:r>
+          </w:p>
+        </w:tc>
+        <w:tc>
+          <w:tcPr>
+            <w:tcW w:type="dxa" w:w="2880"/>
+          </w:tcPr>
+          <w:p>
+            <w:r/>
+            <w:r>
+              <w:rPr>
+                <w:b/>
+              </w:rPr>
+              <w:t>폐쇄망으로 안 해도 될 듯</w:t>
+            </w:r>
+          </w:p>
+        </w:tc>
+        <w:tc>
+          <w:tcPr>
+            <w:tcW w:type="dxa" w:w="2880"/>
+          </w:tcPr>
+          <w:p>
+            <w:r/>
+            <w:r>
+              <w:t xml:space="preserve">폐쇄망 모드 </w:t>
+            </w:r>
+            <w:r>
+              <w:rPr>
+                <w:b/>
+              </w:rPr>
+              <w:t>기본 꺼짐</w:t>
+            </w:r>
+            <w:r>
+              <w:t>, 설정에서 켤 수 있게 유지. 예전 판에서 기본값 「켬」이 저장된 브라우저도 사용자가 직접 고른 적이 없으면 새 기본값(꺼짐)을 따름. 꺼져 있어도 성적서·사진은 브라우저 안에서만 읽고, 밖으로 나가는 것은 「AI 제안 받기(내 키)」를 누른 사진뿐</w:t>
+            </w:r>
+          </w:p>
+        </w:tc>
+      </w:tr>
+      <w:tr>
+        <w:tc>
+          <w:tcPr>
+            <w:tcW w:type="dxa" w:w="2880"/>
+          </w:tcPr>
+          <w:p>
+            <w:r/>
+            <w:r>
+              <w:t>6. 라벨 사진 세트</w:t>
+            </w:r>
+          </w:p>
+        </w:tc>
+        <w:tc>
+          <w:tcPr>
+            <w:tcW w:type="dxa" w:w="2880"/>
+          </w:tcPr>
+          <w:p>
+            <w:r/>
+            <w:r>
+              <w:t xml:space="preserve">정상/비정상 사진을 </w:t>
+            </w:r>
+            <w:r>
+              <w:rPr>
+                <w:b/>
+              </w:rPr>
+              <w:t>2026-10-01 오전</w:t>
+            </w:r>
+            <w:r>
+              <w:t xml:space="preserve"> 전달 예정</w:t>
+            </w:r>
+          </w:p>
+        </w:tc>
+        <w:tc>
+          <w:tcPr>
+            <w:tcW w:type="dxa" w:w="2880"/>
+          </w:tcPr>
+          <w:p>
+            <w:r/>
+            <w:r>
+              <w:t>받는 형식을 정함(11.3). 도구에 「라벨 사진」 메뉴 추가 — 폴더 이름 점검·위치별 개수·라벨 표 CSV</w:t>
+            </w:r>
+          </w:p>
+        </w:tc>
+      </w:tr>
+      <w:tr>
+        <w:tc>
+          <w:tcPr>
+            <w:tcW w:type="dxa" w:w="2880"/>
+          </w:tcPr>
+          <w:p>
+            <w:r/>
+            <w:r>
+              <w:t>7. 각장 위치별 기입</w:t>
+            </w:r>
+          </w:p>
+        </w:tc>
+        <w:tc>
+          <w:tcPr>
+            <w:tcW w:type="dxa" w:w="2880"/>
+          </w:tcPr>
+          <w:p>
+            <w:r/>
+            <w:r>
+              <w:t>(답 없음)</w:t>
+            </w:r>
+          </w:p>
+        </w:tc>
+        <w:tc>
+          <w:tcPr>
+            <w:tcW w:type="dxa" w:w="2880"/>
+          </w:tcPr>
+          <w:p>
+            <w:r/>
+            <w:r>
+              <w:t>남은 확인</w:t>
+            </w:r>
+          </w:p>
+        </w:tc>
+      </w:tr>
+    </w:tbl>
+    <w:p>
+      <w:pPr>
+        <w:pStyle w:val="Heading2"/>
+      </w:pPr>
+      <w:r>
+        <w:t>11.2 Serial 끝 60 의 B·E — 도구가 보여 주는 것 (정직한 결과)</w:t>
+      </w:r>
+    </w:p>
+    <w:p>
+      <w:r>
+        <w:t>실제 파일(VDK14W, 리포 밖에서만 읽음)을 이번 판으로 다시 읽었습니다.</w:t>
+      </w:r>
+    </w:p>
+    <w:p>
+      <w:pPr>
+        <w:pStyle w:val="ListBullet"/>
+      </w:pPr>
+      <w:r>
+        <w:rPr>
+          <w:b/>
+        </w:rPr>
+        <w:t>규칙 점검은 60 을 다른 세 Serial(57·58·61)과 똑같이 봅니다.</w:t>
+      </w:r>
+      <w:r>
+        <w:t xml:space="preserve"> 네 시트 모두 「검사일 양식 글자(오류)」와 「정량 기입 5항목 OK 만(확인 필요)」 두 건뿐이고, 결과표 「용접누락」도 OK 로 적혀 있어 「기록된 누락」 규칙도 걸리지 않습니다. 같은 사진 재사용·비슷한 사진도 아닙니다. 60 의 B·E 에는 사진이 제자리에 한 장씩 있습니다.</w:t>
+      </w:r>
+    </w:p>
+    <w:p>
+      <w:pPr>
+        <w:pStyle w:val="ListBullet"/>
+      </w:pPr>
+      <w:r>
+        <w:t xml:space="preserve">즉 </w:t>
+      </w:r>
+      <w:r>
+        <w:rPr>
+          <w:b/>
+        </w:rPr>
+        <w:t>이 불량은 성적서의 글자·배치 규칙으로는 잡히지 않는 종류</w:t>
+      </w:r>
+      <w:r>
+        <w:t>입니다 — 사진 속 용접 비드가 있느냐의 문제이기 때문입니다. 1단계 규칙이 할 수 있는 것과 없는 것의 경계가 실제 사례로 확인됐고, 이것이 라벨 사진(2단계)이 필요한 이유입니다.</w:t>
+      </w:r>
+    </w:p>
+    <w:p>
+      <w:pPr>
+        <w:pStyle w:val="ListBullet"/>
+      </w:pPr>
+      <w:r>
+        <w:t xml:space="preserve">사후 관찰(정답을 안 뒤, 비전문가 눈): 같은 위치를 다른 Serial 사진과 나란히 놓으면 차이가 보입니다. 57·58·61 의 B 는 안쪽 판 윗변·아랫변 이음매에 어둡게 이어진 비드 줄이 보이는데 60 의 B 는 윗변이 곧은 선으로만 보입니다. 60 의 E 는 윗변에 짧은 점 두 개(가접으로 보이는 것)만 있고 다른 Serial 처럼 이어진 비드가 없습니다. </w:t>
+      </w:r>
+      <w:r>
+        <w:rPr>
+          <w:b/>
+        </w:rPr>
+        <w:t>한 장만 보면 알아보기 어렵고, 나란히 놓아야 보였습니다.</w:t>
+      </w:r>
+      <w:r>
+        <w:t xml:space="preserve"> 제출자 확인이 필요합니다.</w:t>
+      </w:r>
+    </w:p>
+    <w:p>
+      <w:pPr>
+        <w:pStyle w:val="ListBullet"/>
+      </w:pPr>
+      <w:r>
+        <w:t xml:space="preserve">그래서 사진 판정 화면에 </w:t>
+      </w:r>
+      <w:r>
+        <w:rPr>
+          <w:b/>
+        </w:rPr>
+        <w:t>「같은 위치 다른 제품 사진과 비교」</w:t>
+      </w:r>
+      <w:r>
+        <w:t xml:space="preserve"> 를 넣었습니다. 위치 카드마다 같은 기종·부품의 다른 Serial 에서 같은 위치 사진을 모아 보여 줍니다. 규칙이 아니라 사람의 판정을 돕는 기능입니다. 새 규칙(예: 밝기·모양으로 누락 추정)은 라벨 사진으로 검증하기 전에는 만들지 않습니다 — 4장으로 만든 규칙은 거짓 경보나 미검출을 확인할 방법이 없습니다.</w:t>
+      </w:r>
+    </w:p>
+    <w:p>
+      <w:pPr>
+        <w:pStyle w:val="Heading2"/>
+      </w:pPr>
+      <w:r>
+        <w:t>11.3 라벨 사진 받는 형식 (2026-10-01 오전 수령분)</w:t>
+      </w:r>
+    </w:p>
+    <w:p>
+      <w:r>
+        <w:t>자세한 안내: [docs/라벨사진_보내는_방법.md](라벨사진_보내는_방법.md). 요지:</w:t>
+      </w:r>
+    </w:p>
+    <w:p>
+      <w:pPr>
+        <w:pStyle w:val="ListBullet"/>
+      </w:pPr>
+      <w:r>
+        <w:t xml:space="preserve">폴더 </w:t>
+      </w:r>
+      <w:r>
+        <w:rPr>
+          <w:rFonts w:ascii="Consolas" w:hAnsi="Consolas"/>
+        </w:rPr>
+        <w:t>라벨사진_20261001_김무연/</w:t>
+      </w:r>
+      <w:r>
+        <w:t xml:space="preserve"> 아래 </w:t>
+      </w:r>
+      <w:r>
+        <w:rPr>
+          <w:b/>
+        </w:rPr>
+        <w:t>라벨 폴더 세 개: 「정상」 · 「누락」 · 「경계」</w:t>
+      </w:r>
+      <w:r>
+        <w:t>(사람도 판단이 어려운 사진).</w:t>
+      </w:r>
+    </w:p>
+    <w:p>
+      <w:pPr>
+        <w:pStyle w:val="ListBullet"/>
+      </w:pPr>
+      <w:r>
+        <w:t xml:space="preserve">파일 이름 </w:t>
+      </w:r>
+      <w:r>
+        <w:rPr>
+          <w:b/>
+        </w:rPr>
+        <w:t>`기종_Serial_위치[_번호][_메모].jpg`</w:t>
+      </w:r>
+      <w:r>
+        <w:t xml:space="preserve"> — 예: </w:t>
+      </w:r>
+      <w:r>
+        <w:rPr>
+          <w:rFonts w:ascii="Consolas" w:hAnsi="Consolas"/>
+        </w:rPr>
+        <w:t>VDK14W_SJ25D60_B.jpg</w:t>
+      </w:r>
+      <w:r>
+        <w:t xml:space="preserve">, </w:t>
+      </w:r>
+      <w:r>
+        <w:rPr>
+          <w:rFonts w:ascii="Consolas" w:hAnsi="Consolas"/>
+        </w:rPr>
+        <w:t>VDK14W_SJ25D60_E_1_윗면비드없음.jpg</w:t>
+      </w:r>
+      <w:r>
+        <w:t>. 위치는 A~F 또는 1·2.</w:t>
+      </w:r>
+    </w:p>
+    <w:p>
+      <w:pPr>
+        <w:pStyle w:val="ListBullet"/>
+      </w:pPr>
+      <w:r>
+        <w:t>한 파일 = 한 위치. B·E 우선, 같은 기종 다른 Serial 의 정상 B·E 도 함께.</w:t>
+      </w:r>
+    </w:p>
+    <w:p>
+      <w:pPr>
+        <w:pStyle w:val="ListBullet"/>
+      </w:pPr>
+      <w:r>
+        <w:t xml:space="preserve">받으면 도구의 「라벨 사진」 메뉴로 폴더를 골라 이름을 점검하고 라벨 표 CSV 를 만듭니다. </w:t>
+      </w:r>
+      <w:r>
+        <w:rPr>
+          <w:b/>
+        </w:rPr>
+        <w:t>사진은 공개 리포에 넣지 않습니다.</w:t>
+      </w:r>
+    </w:p>
+    <w:p>
+      <w:pPr>
+        <w:pStyle w:val="ListBullet"/>
+      </w:pPr>
+      <w:r>
+        <w:t>2단계 첫 산출물: 라벨 표 기준으로 (1) 사람 판정(이 도구의 판정 기록)과 (2) AI 제안이 누락을 몇 장 놓치는지(누락 미검출) · 정상을 몇 장 누락으로 잘못 잡는지(오탐)를 위치별로 센 성능표.</w:t>
+      </w:r>
+    </w:p>
+    <w:p>
+      <w:pPr>
+        <w:pStyle w:val="Heading2"/>
+      </w:pPr>
+      <w:r>
+        <w:t>11.4 아직 남은 확인</w:t>
+      </w:r>
+    </w:p>
+    <w:p>
+      <w:pPr>
+        <w:pStyle w:val="ListNumber"/>
+      </w:pPr>
+      <w:r>
+        <w:t>11.2 의 사후 관찰(60 B 윗변 비드 없음, 60 E 윗변 가접 두 점만)이 실제 불량 내용과 맞는지.</w:t>
+      </w:r>
+    </w:p>
+    <w:p>
+      <w:pPr>
+        <w:pStyle w:val="ListNumber"/>
+      </w:pPr>
+      <w:r>
+        <w:t>10장 질문 7 — 각장을 위치별로 적는 규칙이 있는지.</w:t>
+      </w:r>
+    </w:p>
+    <w:p>
+      <w:pPr>
+        <w:pStyle w:val="ListNumber"/>
+      </w:pPr>
+      <w:r>
+        <w:t>라벨 사진이 성적서에서 꺼낸 사진(303×227 축소본)인지, 원본 촬영본인지. AI 판독에는 원본 해상도가 유리합니다.</w:t>
       </w:r>
     </w:p>
     <w:sectPr>

--- a/docs/01_프로젝트_기획서.docx
+++ b/docs/01_프로젝트_기획서.docx
@@ -197,7 +197,7 @@
           <w:p>
             <w:r/>
             <w:r>
-              <w:t>v0.2 (2026-09-30) — 10장 질문 1~5 제출자 답 반영(11장). 라벨 사진 세트는 2026-10-01 오전 수령 예정</w:t>
+              <w:t>v0.2 (2026-09-30) — 10장 질문 1~5 제출자 답 반영(11장). 라벨 사진 세트는 10월 1일 오전 수령 예정</w:t>
             </w:r>
           </w:p>
         </w:tc>

--- a/docs/01_프로젝트_기획서.docx
+++ b/docs/01_프로젝트_기획서.docx
@@ -195,9 +195,8 @@
             <w:tcW w:type="dxa" w:w="4320"/>
           </w:tcPr>
           <w:p>
-            <w:r/>
             <w:r>
-              <w:t>v0.2 (2026-09-30) — 10장 질문 1~5 제출자 답 반영(11장). 라벨 사진 세트는 10월 1일 오전 수령 예정</w:t>
+              <w:t>v0.3 (2026-09-30) — 10장 질문 1~5 제출자 답 반영(11장), 첫 화면 표지 그림 추가(12장). 라벨 사진 세트는 10월 1일 오전 수령 예정</w:t>
             </w:r>
           </w:p>
         </w:tc>
@@ -2926,6 +2925,59 @@
         <w:t>라벨 사진이 성적서에서 꺼낸 사진(303×227 축소본)인지, 원본 촬영본인지. AI 판독에는 원본 해상도가 유리합니다.</w:t>
       </w:r>
     </w:p>
+    <w:p>
+      <w:pPr>
+        <w:pStyle w:val="Heading1"/>
+      </w:pPr>
+      <w:r>
+        <w:t>12. 2026-09-30 반영 — 첫 화면 표지(「AI 가 용접하는 사람을 쳐다보는 그림」)</w:t>
+      </w:r>
+    </w:p>
+    <w:p>
+      <w:r>
+        <w:t>요청(패들릿 댓글, 제출자): 「AI가 용접하고 있는 사람을 쳐다보는 그림이 메인 표지에 있었으면 좋겠습니다.」 강사 추가 요청: SVG 로 그리고 자바스크립트 움직임을 넣을 것.</w:t>
+      </w:r>
+    </w:p>
+    <w:p>
+      <w:pPr>
+        <w:pStyle w:val="ListBullet"/>
+      </w:pPr>
+      <w:r>
+        <w:t>주소가 비어 있을 때(처음 열었을 때 · 머리의 도구 이름을 눌렀을 때)만 표지가 보이고, 아래에 첫 작업 화면(성적서 올리기)이 그대로 이어집니다. 메뉴를 누르면 표지는 사라지고 기존 화면은 바뀌지 않습니다.</w:t>
+      </w:r>
+    </w:p>
+    <w:p>
+      <w:pPr>
+        <w:pStyle w:val="ListBullet"/>
+      </w:pPr>
+      <w:r>
+        <w:t>그림(코드로 직접 그린 SVG, 외부 파일 없음): 용접 면·가죽 앞치마·장갑을 갖춘 용접사가 작업대에서 T 이음 강판을 용접하고, 위쪽 레일에 달린 AI 비전 장치가 용접부를 바라봅니다. 시선 콘 안에 비드 폭·토치 각도·미용접 구간 표시와 판독 창(비드 폭·각장·미용접 구간, 「제안 · 판정은 사람이 확정」)이 뜹니다.</w:t>
+      </w:r>
+    </w:p>
+    <w:p>
+      <w:pPr>
+        <w:pStyle w:val="ListBullet"/>
+      </w:pPr>
+      <w:r>
+        <w:t>움직임: 아크 깜빡임·불꽃 입자(판에서 한 번 튐), 스캔 선이 이음부를 훑으며 검출 상자와 값이 차례로 나타남, 장치의 눈이 스캔 점·아크·용접사 얼굴을 번갈아 봄. 탭이 숨었거나 표지가 화면 밖이면 멈추고, 「움직임 줄이기」 설정이면 마지막 장면을 정지 화면으로 보여 줍니다.</w:t>
+      </w:r>
+    </w:p>
+    <w:p>
+      <w:pPr>
+        <w:pStyle w:val="ListBullet"/>
+      </w:pPr>
+      <w:r>
+        <w:t>그림 속 숫자(비드 폭 7.8 mm 등)는 연출용 예시이며 도구가 사진에서 잰 값이 아닙니다. 1단계 도구는 사진을 재지 않고, AI 는 제안만 합니다(11장·5장과 같음).</w:t>
+      </w:r>
+    </w:p>
+    <w:p>
+      <w:pPr>
+        <w:pStyle w:val="ListBullet"/>
+      </w:pPr>
+      <w:r>
+        <w:t>주 버튼 「성적서 점검 시작」 → 성적서 올리기, 보조 버튼 「예시 성적서로 둘러보기」 → 예시 3개를 불러와 같은 화면으로.</w:t>
+      </w:r>
+    </w:p>
     <w:sectPr>
       <w:pgSz w:w="12240" w:h="15840"/>
       <w:pgMar w:top="1440" w:right="1800" w:bottom="1440" w:left="1800" w:header="720" w:footer="720" w:gutter="0"/>
